--- a/never-off-terminos-y-condiciones-mvp.docx
+++ b/never-off-terminos-y-condiciones-mvp.docx
@@ -120,13 +120,7 @@
         <w:rPr>
           <w:color w:val="333333"/>
         </w:rPr>
-        <w:t xml:space="preserve"> Off App, lea detenidamente los presentes Términos y Condiciones. Al registrarse, acceder o utilizar la aplicación, usted acepta quedar vinculado por estos términos. Si no está de acuerdo con alguna di</w:t>
-      </w:r>
-      <w:r>
-        <w:rPr>
-          <w:color w:val="333333"/>
-        </w:rPr>
-        <w:t>sposición, le pedimos que se abstenga de utilizarla.</w:t>
+        <w:t xml:space="preserve"> Off App, lea detenidamente los presentes Términos y Condiciones. Al registrarse, acceder o utilizar la aplicación, usted acepta quedar vinculado por estos términos. Si no está de acuerdo con alguna disposición, le pedimos que se abstenga de utilizarla.</w:t>
       </w:r>
     </w:p>
     <w:p>
@@ -211,13 +205,7 @@
         <w:rPr>
           <w:color w:val="333333"/>
         </w:rPr>
-        <w:t>), el usuario acepta quedar vinculado por estos T</w:t>
-      </w:r>
-      <w:r>
-        <w:rPr>
-          <w:color w:val="333333"/>
-        </w:rPr>
-        <w:t xml:space="preserve">érminos y Condiciones. Si no está de acuerdo con alguno de estos términos, deberá abstenerse de utilizar la Aplicación. Estos términos constituyen un acuerdo legalmente vinculante entre el usuario y Play and </w:t>
+        <w:t xml:space="preserve">), el usuario acepta quedar vinculado por estos Términos y Condiciones. Si no está de acuerdo con alguno de estos términos, deberá abstenerse de utilizar la Aplicación. Estos términos constituyen un acuerdo legalmente vinculante entre el usuario y Play and </w:t>
       </w:r>
       <w:proofErr w:type="spellStart"/>
       <w:r>
@@ -247,10 +235,7 @@
         </w:pBdr>
       </w:pPr>
       <w:r>
-        <w:t>2. Descripción del Servici</w:t>
-      </w:r>
-      <w:r>
-        <w:t>o</w:t>
+        <w:t>2. Descripción del Servicio</w:t>
       </w:r>
     </w:p>
     <w:p>
@@ -270,13 +255,7 @@
         <w:rPr>
           <w:color w:val="333333"/>
         </w:rPr>
-        <w:t xml:space="preserve"> Off App es una plataforma de automatización de contenido digital (Auto Content Factory) que permite a sus usuarios generar, editar, programar y publicar contenido en redes sociales utilizando inteligencia artificial. El servicio incluye, sin limita</w:t>
-      </w:r>
-      <w:r>
-        <w:rPr>
-          <w:color w:val="333333"/>
-        </w:rPr>
-        <w:t>rse a:</w:t>
+        <w:t xml:space="preserve"> Off App es una plataforma de automatización de contenido digital (Auto Content Factory) que permite a sus usuarios generar, editar, programar y publicar contenido en redes sociales utilizando inteligencia artificial. El servicio incluye, sin limitarse a:</w:t>
       </w:r>
     </w:p>
     <w:p>
@@ -372,10 +351,7 @@
         </w:pBdr>
       </w:pPr>
       <w:r>
-        <w:t>3. R</w:t>
-      </w:r>
-      <w:r>
-        <w:t>egistro y Cuenta de Usuario</w:t>
+        <w:t>3. Registro y Cuenta de Usuario</w:t>
       </w:r>
     </w:p>
     <w:p>
@@ -387,13 +363,7 @@
         <w:rPr>
           <w:color w:val="333333"/>
         </w:rPr>
-        <w:t>Para acceder a las funcionalidades de la Aplicación, el usuario deberá crear una cuenta proporcionando información veraz, completa y actualizada. El usuario es responsable de mantener la confidencialidad de sus credenciales de a</w:t>
-      </w:r>
-      <w:r>
-        <w:rPr>
-          <w:color w:val="333333"/>
-        </w:rPr>
-        <w:t>cceso y de todas las actividades que ocurran bajo su cuenta.</w:t>
+        <w:t>Para acceder a las funcionalidades de la Aplicación, el usuario deberá crear una cuenta proporcionando información veraz, completa y actualizada. El usuario es responsable de mantener la confidencialidad de sus credenciales de acceso y de todas las actividades que ocurran bajo su cuenta.</w:t>
       </w:r>
     </w:p>
     <w:p>
@@ -447,13 +417,19 @@
         <w:rPr>
           <w:color w:val="333333"/>
         </w:rPr>
-        <w:t>La Aplicación ofrece los siguientes planes de suscripción men</w:t>
-      </w:r>
-      <w:r>
-        <w:rPr>
-          <w:color w:val="333333"/>
-        </w:rPr>
-        <w:t>sual:</w:t>
+        <w:t xml:space="preserve">La Aplicación </w:t>
+      </w:r>
+      <w:r>
+        <w:rPr>
+          <w:color w:val="333333"/>
+        </w:rPr>
+        <w:t xml:space="preserve">actualmente </w:t>
+      </w:r>
+      <w:r>
+        <w:rPr>
+          <w:color w:val="333333"/>
+        </w:rPr>
+        <w:t>ofrece los siguientes planes de suscripción mensual:</w:t>
       </w:r>
     </w:p>
     <w:p>
@@ -488,7 +464,19 @@
         <w:rPr>
           <w:color w:val="333333"/>
         </w:rPr>
-        <w:t xml:space="preserve"> que constan de texto + 1 imagen generada por Inteligencia Artificial (IA) cada uno, más</w:t>
+        <w:t xml:space="preserve"> que constan de texto </w:t>
+      </w:r>
+      <w:r>
+        <w:rPr>
+          <w:color w:val="333333"/>
+        </w:rPr>
+        <w:t>más</w:t>
+      </w:r>
+      <w:r>
+        <w:rPr>
+          <w:color w:val="333333"/>
+        </w:rPr>
+        <w:t xml:space="preserve"> 1 imagen generada por Inteligencia Artificial (IA) cada uno, más</w:t>
       </w:r>
       <w:r>
         <w:rPr>
@@ -565,19 +553,19 @@
         <w:rPr>
           <w:color w:val="333333"/>
         </w:rPr>
-        <w:t>que constan de texto + 1 imagen generada por Inteligencia Artificial</w:t>
-      </w:r>
-      <w:r>
-        <w:rPr>
-          <w:color w:val="333333"/>
-        </w:rPr>
-        <w:t xml:space="preserve"> </w:t>
-      </w:r>
-      <w:r>
-        <w:rPr>
-          <w:color w:val="333333"/>
-        </w:rPr>
-        <w:t>(IA) cada uno, más</w:t>
+        <w:t xml:space="preserve">que constan de texto </w:t>
+      </w:r>
+      <w:r>
+        <w:rPr>
+          <w:color w:val="333333"/>
+        </w:rPr>
+        <w:t>más</w:t>
+      </w:r>
+      <w:r>
+        <w:rPr>
+          <w:color w:val="333333"/>
+        </w:rPr>
+        <w:t xml:space="preserve"> 1 imagen generada por Inteligencia Artificial (IA) cada uno, más</w:t>
       </w:r>
       <w:r>
         <w:rPr>
@@ -648,25 +636,13 @@
         <w:rPr>
           <w:color w:val="333333"/>
         </w:rPr>
-        <w:t>Plan Pr</w:t>
-      </w:r>
-      <w:r>
-        <w:rPr>
-          <w:color w:val="333333"/>
-        </w:rPr>
-        <w:t>o: $49 USD/mes</w:t>
-      </w:r>
-      <w:r>
-        <w:rPr>
-          <w:color w:val="333333"/>
-        </w:rPr>
-        <w:t>, que incluye: Conexión con</w:t>
-      </w:r>
-      <w:r>
-        <w:rPr>
-          <w:color w:val="333333"/>
-        </w:rPr>
-        <w:t xml:space="preserve"> 5 </w:t>
+        <w:t>Plan Pro: $49 USD/mes</w:t>
+      </w:r>
+      <w:r>
+        <w:rPr>
+          <w:color w:val="333333"/>
+        </w:rPr>
+        <w:t xml:space="preserve">, que incluye: Conexión con 5 </w:t>
       </w:r>
       <w:r>
         <w:rPr>
@@ -690,13 +666,19 @@
         <w:rPr>
           <w:color w:val="333333"/>
         </w:rPr>
-        <w:t xml:space="preserve"> </w:t>
-      </w:r>
-      <w:r>
-        <w:rPr>
-          <w:color w:val="333333"/>
-        </w:rPr>
-        <w:t>que constan de texto + 1 imagen generada por Inteligencia Artificial (IA) cada uno, más</w:t>
+        <w:t xml:space="preserve"> que constan de texto </w:t>
+      </w:r>
+      <w:r>
+        <w:rPr>
+          <w:color w:val="333333"/>
+        </w:rPr>
+        <w:t>más</w:t>
+      </w:r>
+      <w:r>
+        <w:rPr>
+          <w:color w:val="333333"/>
+        </w:rPr>
+        <w:t xml:space="preserve"> 1 imagen generada por Inteligencia Artificial (IA) cada uno, más</w:t>
       </w:r>
       <w:r>
         <w:rPr>
@@ -720,13 +702,7 @@
         <w:rPr>
           <w:color w:val="333333"/>
         </w:rPr>
-        <w:t>más descarga de las imágenes generadas por IA</w:t>
-      </w:r>
-      <w:r>
-        <w:rPr>
-          <w:color w:val="333333"/>
-        </w:rPr>
-        <w:t xml:space="preserve">, y </w:t>
+        <w:t xml:space="preserve">más descarga de las imágenes generadas por IA, y </w:t>
       </w:r>
       <w:r>
         <w:rPr>
@@ -740,11 +716,24 @@
         <w:spacing w:before="80" w:after="80"/>
         <w:jc w:val="both"/>
       </w:pPr>
+      <w:r>
+        <w:lastRenderedPageBreak/>
+        <w:t>Todos los precios están sujetos a cambio. Cualquier modificación en los precios de los paquetes o planes de suscripción, será notificada al usuario con al menos 30 días de anticipación, y entrará en vigor a partir del siguiente período de facturación, posterior a dicha notificación.</w:t>
+      </w:r>
     </w:p>
     <w:p>
       <w:pPr>
         <w:spacing w:before="60" w:after="60"/>
         <w:jc w:val="both"/>
+        <w:rPr>
+          <w:color w:val="333333"/>
+        </w:rPr>
+      </w:pPr>
+    </w:p>
+    <w:p>
+      <w:pPr>
+        <w:spacing w:before="60" w:after="60"/>
+        <w:jc w:val="both"/>
       </w:pPr>
       <w:r>
         <w:rPr>
@@ -778,13 +767,7 @@
         <w:rPr>
           <w:color w:val="333333"/>
         </w:rPr>
-        <w:t>. Los precios pueden modificarse con previo aviso de 30 días. Adicionalmente</w:t>
-      </w:r>
-      <w:r>
-        <w:rPr>
-          <w:color w:val="333333"/>
-        </w:rPr>
-        <w:t>:</w:t>
+        <w:t>. Los precios pueden modificarse con previo aviso de 30 días. Adicionalmente:</w:t>
       </w:r>
     </w:p>
     <w:p>
@@ -849,13 +832,7 @@
         <w:rPr>
           <w:color w:val="333333"/>
         </w:rPr>
-        <w:t xml:space="preserve">El acceso al plan permanece activo hasta la fecha de </w:t>
-      </w:r>
-      <w:r>
-        <w:rPr>
-          <w:color w:val="333333"/>
-        </w:rPr>
-        <w:t>expiración real del período pagado.</w:t>
+        <w:t>El acceso al plan permanece activo hasta la fecha de expiración real del período pagado.</w:t>
       </w:r>
     </w:p>
     <w:p>
@@ -939,13 +916,7 @@
         <w:rPr>
           <w:color w:val="333333"/>
         </w:rPr>
-        <w:t xml:space="preserve">Los reembolsos se rigen por lo establecido en </w:t>
-      </w:r>
-      <w:r>
-        <w:rPr>
-          <w:color w:val="333333"/>
-        </w:rPr>
-        <w:t>la Parte IV de este documento. En general, no se otorgan reembolsos por períodos ya transcurridos. Casos especiales podrán ser evaluados contactando a neveroffapp@gmail.com.</w:t>
+        <w:t>Los reembolsos se rigen por lo establecido en la Parte IV de este documento. En general, no se otorgan reembolsos por períodos ya transcurridos. Casos especiales podrán ser evaluados contactando a neveroffapp@gmail.com.</w:t>
       </w:r>
     </w:p>
     <w:p>
@@ -1023,13 +994,7 @@
         <w:rPr>
           <w:color w:val="333333"/>
         </w:rPr>
-        <w:t xml:space="preserve"> titular de todos los der</w:t>
-      </w:r>
-      <w:r>
-        <w:rPr>
-          <w:color w:val="333333"/>
-        </w:rPr>
-        <w:t xml:space="preserve">echos sobre la plataforma </w:t>
+        <w:t xml:space="preserve"> titular de todos los derechos sobre la plataforma </w:t>
       </w:r>
       <w:proofErr w:type="spellStart"/>
       <w:r>
@@ -1043,13 +1008,7 @@
         <w:rPr>
           <w:color w:val="333333"/>
         </w:rPr>
-        <w:t xml:space="preserve"> Off App, su código fuente, diseño, logotipos, marcas, bases de datos y demás elementos constitutivos del servicio. Queda prohibida la reproducción, distribución, modificación o uso comercial de dichos elementos sin autorizac</w:t>
-      </w:r>
-      <w:r>
-        <w:rPr>
-          <w:color w:val="333333"/>
-        </w:rPr>
-        <w:t xml:space="preserve">ión expresa y por escrito de Play and </w:t>
+        <w:t xml:space="preserve"> Off App, su código fuente, diseño, logotipos, marcas, bases de datos y demás elementos constitutivos del servicio. Queda prohibida la reproducción, distribución, modificación o uso comercial de dichos elementos sin autorización expresa y por escrito de Play and </w:t>
       </w:r>
       <w:proofErr w:type="spellStart"/>
       <w:r>
@@ -1081,13 +1040,7 @@
         <w:rPr>
           <w:color w:val="333333"/>
         </w:rPr>
-        <w:t>El contenido generado por el usuario mediante la Aplicación (textos, imágenes, publicaciones) es propiedad del usuario. El usuario otorga a la empresa una licencia limitada, no exclusiva y revocable para procesar dicho contenido con el único fin de prestar</w:t>
-      </w:r>
-      <w:r>
-        <w:rPr>
-          <w:color w:val="333333"/>
-        </w:rPr>
-        <w:t xml:space="preserve"> el servicio.</w:t>
+        <w:t>El contenido generado por el usuario mediante la Aplicación (textos, imágenes, publicaciones) es propiedad del usuario. El usuario otorga a la empresa una licencia limitada, no exclusiva y revocable para procesar dicho contenido con el único fin de prestar el servicio.</w:t>
       </w:r>
     </w:p>
     <w:p>
@@ -1132,13 +1085,7 @@
         <w:rPr>
           <w:color w:val="333333"/>
         </w:rPr>
-        <w:t>Usar la Aplicación para generar contenido ilegal, difamatorio,</w:t>
-      </w:r>
-      <w:r>
-        <w:rPr>
-          <w:color w:val="333333"/>
-        </w:rPr>
-        <w:t xml:space="preserve"> obsceno o que viole derechos de terceros.</w:t>
+        <w:t>Usar la Aplicación para generar contenido ilegal, difamatorio, obsceno o que viole derechos de terceros.</w:t>
       </w:r>
     </w:p>
     <w:p>
@@ -1222,11 +1169,7 @@
         </w:pBdr>
       </w:pPr>
       <w:r>
-        <w:lastRenderedPageBreak/>
-        <w:t>8</w:t>
-      </w:r>
-      <w:r>
-        <w:t>. Deslinde de Responsabilidades</w:t>
+        <w:t>8. Deslinde de Responsabilidades</w:t>
       </w:r>
     </w:p>
     <w:p>
@@ -1238,13 +1181,7 @@
         <w:rPr>
           <w:color w:val="333333"/>
         </w:rPr>
-        <w:t xml:space="preserve">La Aplicación se proporciona 'tal como está' y 'según </w:t>
-      </w:r>
-      <w:r>
-        <w:rPr>
-          <w:color w:val="333333"/>
-        </w:rPr>
-        <w:t xml:space="preserve">disponibilidad'. Play and </w:t>
+        <w:t xml:space="preserve">La Aplicación se proporciona 'tal como está' y 'según disponibilidad'. Play and </w:t>
       </w:r>
       <w:proofErr w:type="spellStart"/>
       <w:r>
@@ -1287,13 +1224,7 @@
         <w:rPr>
           <w:color w:val="333333"/>
         </w:rPr>
-        <w:t xml:space="preserve"> Media, S.A.S. no será responsable por </w:t>
-      </w:r>
-      <w:r>
-        <w:rPr>
-          <w:color w:val="333333"/>
-        </w:rPr>
-        <w:t>daños indirectos, incidentales, especiales o consecuentes derivados del uso o la imposibilidad de uso de la Aplicación, incluyendo pérdidas de ingresos, datos o reputación.</w:t>
+        <w:t xml:space="preserve"> Media, S.A.S. no será responsable por daños indirectos, incidentales, especiales o consecuentes derivados del uso o la imposibilidad de uso de la Aplicación, incluyendo pérdidas de ingresos, datos o reputación.</w:t>
       </w:r>
     </w:p>
     <w:p>
@@ -1313,10 +1244,7 @@
         </w:pBdr>
       </w:pPr>
       <w:r>
-        <w:t xml:space="preserve">9. </w:t>
-      </w:r>
-      <w:r>
-        <w:t>Consecuencias por Incumplimiento</w:t>
+        <w:t>9. Consecuencias por Incumplimiento</w:t>
       </w:r>
     </w:p>
     <w:p>
@@ -1378,19 +1306,7 @@
         <w:rPr>
           <w:color w:val="333333"/>
         </w:rPr>
-        <w:t xml:space="preserve"> Media, S.A.S. se res</w:t>
-      </w:r>
-      <w:r>
-        <w:rPr>
-          <w:color w:val="333333"/>
-        </w:rPr>
-        <w:t>erva el derecho de modificar, suspender o discontinuar cualquier aspecto de la Aplicación en cualquier momento. Los cambios a estos Términos serán notificados con al menos 15 días de anticipación. El uso continuado de la Aplicación después de dicha notific</w:t>
-      </w:r>
-      <w:r>
-        <w:rPr>
-          <w:color w:val="333333"/>
-        </w:rPr>
-        <w:t>ación constituye la aceptación de los nuevos términos.</w:t>
+        <w:t xml:space="preserve"> Media, S.A.S. se reserva el derecho de modificar, suspender o discontinuar cualquier aspecto de la Aplicación en cualquier momento. Los cambios a estos Términos serán notificados con al menos 15 días de anticipación. El uso continuado de la Aplicación después de dicha notificación constituye la aceptación de los nuevos términos.</w:t>
       </w:r>
     </w:p>
     <w:p>
@@ -1472,13 +1388,7 @@
         <w:rPr>
           <w:color w:val="333333"/>
         </w:rPr>
-        <w:t>Sitio web: neverof</w:t>
-      </w:r>
-      <w:r>
-        <w:rPr>
-          <w:color w:val="333333"/>
-        </w:rPr>
-        <w:t>fapp.com.</w:t>
+        <w:t>Sitio web: neveroffapp.com.</w:t>
       </w:r>
     </w:p>
     <w:p>
@@ -1620,13 +1530,7 @@
         <w:rPr>
           <w:color w:val="333333"/>
         </w:rPr>
-        <w:t>Có</w:t>
-      </w:r>
-      <w:r>
-        <w:rPr>
-          <w:color w:val="333333"/>
-        </w:rPr>
-        <w:t>digo fuente y arquitectura de software.</w:t>
+        <w:t>Código fuente y arquitectura de software.</w:t>
       </w:r>
     </w:p>
     <w:p>
@@ -1738,13 +1642,7 @@
         <w:rPr>
           <w:color w:val="333333"/>
         </w:rPr>
-        <w:t xml:space="preserve">El contenido creado o </w:t>
-      </w:r>
-      <w:r>
-        <w:rPr>
-          <w:color w:val="333333"/>
-        </w:rPr>
-        <w:t xml:space="preserve">subido por el usuario a través de la Aplicación — incluyendo textos, imágenes, videos, </w:t>
+        <w:t xml:space="preserve">El contenido creado o subido por el usuario a través de la Aplicación — incluyendo textos, imágenes, videos, </w:t>
       </w:r>
       <w:proofErr w:type="spellStart"/>
       <w:r>
@@ -1769,13 +1667,7 @@
         <w:rPr>
           <w:color w:val="333333"/>
         </w:rPr>
-        <w:t>Al usar la Aplicación, el usuario otorga a Play</w:t>
-      </w:r>
-      <w:r>
-        <w:rPr>
-          <w:color w:val="333333"/>
-        </w:rPr>
-        <w:t xml:space="preserve"> and </w:t>
+        <w:t xml:space="preserve">Al usar la Aplicación, el usuario otorga a Play and </w:t>
       </w:r>
       <w:proofErr w:type="spellStart"/>
       <w:r>
@@ -1840,13 +1732,7 @@
         <w:rPr>
           <w:color w:val="333333"/>
         </w:rPr>
-        <w:t>Transmitir el contenido a las plat</w:t>
-      </w:r>
-      <w:r>
-        <w:rPr>
-          <w:color w:val="333333"/>
-        </w:rPr>
-        <w:t>aformas de redes sociales autorizadas por el usuario.</w:t>
+        <w:t>Transmitir el contenido a las plataformas de redes sociales autorizadas por el usuario.</w:t>
       </w:r>
     </w:p>
     <w:p>
@@ -1879,10 +1765,7 @@
         </w:pBdr>
       </w:pPr>
       <w:r>
-        <w:t>3. Contenido Generado por Inteligenci</w:t>
-      </w:r>
-      <w:r>
-        <w:t>a Artificial</w:t>
+        <w:t>3. Contenido Generado por Inteligencia Artificial</w:t>
       </w:r>
     </w:p>
     <w:p>
@@ -1894,13 +1777,7 @@
         <w:rPr>
           <w:color w:val="333333"/>
         </w:rPr>
-        <w:t>Los textos e imágenes generados por los modelos de IA integrados en la Aplicación son producidos a partir de las instrucciones del usuario. El usuario es responsable de verificar que el contenido generado no infrinja derechos de terceros antes</w:t>
-      </w:r>
-      <w:r>
-        <w:rPr>
-          <w:color w:val="333333"/>
-        </w:rPr>
-        <w:t xml:space="preserve"> de publicarlo.</w:t>
+        <w:t>Los textos e imágenes generados por los modelos de IA integrados en la Aplicación son producidos a partir de las instrucciones del usuario. El usuario es responsable de verificar que el contenido generado no infrinja derechos de terceros antes de publicarlo.</w:t>
       </w:r>
     </w:p>
     <w:p>
@@ -1965,13 +1842,7 @@
         <w:rPr>
           <w:color w:val="333333"/>
         </w:rPr>
-        <w:t>Queda expresamente</w:t>
-      </w:r>
-      <w:r>
-        <w:rPr>
-          <w:color w:val="333333"/>
-        </w:rPr>
-        <w:t xml:space="preserve"> prohibido reproducir, distribuir, modificar, crear obras derivadas, realizar ingeniería inversa, descompilar o desensamblar cualquier componente de la Aplicación o sus materiales sin autorización previa y por escrito de Play and </w:t>
+        <w:t xml:space="preserve">Queda expresamente prohibido reproducir, distribuir, modificar, crear obras derivadas, realizar ingeniería inversa, descompilar o desensamblar cualquier componente de la Aplicación o sus materiales sin autorización previa y por escrito de Play and </w:t>
       </w:r>
       <w:proofErr w:type="spellStart"/>
       <w:r>
@@ -2053,13 +1924,7 @@
         <w:rPr>
           <w:color w:val="333333"/>
         </w:rPr>
-        <w:t>Ubicación</w:t>
-      </w:r>
-      <w:r>
-        <w:rPr>
-          <w:color w:val="333333"/>
-        </w:rPr>
-        <w:t xml:space="preserve"> del contenido infractor dentro de la Aplicación.</w:t>
+        <w:t>Ubicación del contenido infractor dentro de la Aplicación.</w:t>
       </w:r>
     </w:p>
     <w:p>
@@ -2175,13 +2040,7 @@
         <w:rPr>
           <w:color w:val="333333"/>
         </w:rPr>
-        <w:t xml:space="preserve"> Media, S.A.S., es una plataforma independiente de automatización y gestión de contenido digital. No tenemos afiliación, asociación, patrocinio ni respaldo oficial de ninguna de las plataformas, empresas o marcas me</w:t>
-      </w:r>
-      <w:r>
-        <w:rPr>
-          <w:color w:val="333333"/>
-        </w:rPr>
-        <w:t>ncionadas en este documento</w:t>
+        <w:t xml:space="preserve"> Media, S.A.S., es una plataforma independiente de automatización y gestión de contenido digital. No tenemos afiliación, asociación, patrocinio ni respaldo oficial de ninguna de las plataformas, empresas o marcas mencionadas en este documento</w:t>
       </w:r>
       <w:r>
         <w:rPr>
@@ -2398,13 +2257,7 @@
         <w:rPr>
           <w:color w:val="333333"/>
         </w:rPr>
-        <w:t xml:space="preserve"> Media, S.A.S. no está a</w:t>
-      </w:r>
-      <w:r>
-        <w:rPr>
-          <w:color w:val="333333"/>
-        </w:rPr>
-        <w:t xml:space="preserve">filiada ni respaldada por Meta </w:t>
+        <w:t xml:space="preserve"> Media, S.A.S. no está afiliada ni respaldada por Meta </w:t>
       </w:r>
       <w:proofErr w:type="spellStart"/>
       <w:r>
@@ -2566,13 +2419,7 @@
         <w:rPr>
           <w:color w:val="333333"/>
         </w:rPr>
-        <w:t>P</w:t>
-      </w:r>
-      <w:r>
-        <w:rPr>
-          <w:color w:val="333333"/>
-        </w:rPr>
-        <w:t xml:space="preserve">lay and </w:t>
+        <w:t xml:space="preserve">Play and </w:t>
       </w:r>
       <w:proofErr w:type="spellStart"/>
       <w:r>
@@ -2747,13 +2594,7 @@
         <w:rPr>
           <w:color w:val="333333"/>
         </w:rPr>
-        <w:t>Claude® e</w:t>
-      </w:r>
-      <w:r>
-        <w:rPr>
-          <w:color w:val="333333"/>
-        </w:rPr>
-        <w:t xml:space="preserve">s una marca de </w:t>
+        <w:t xml:space="preserve">Claude® es una marca de </w:t>
       </w:r>
       <w:proofErr w:type="spellStart"/>
       <w:r>
@@ -2892,13 +2733,7 @@
         <w:rPr>
           <w:color w:val="333333"/>
         </w:rPr>
-        <w:t>Otros modelos que puedan integrarse en el futuro mantiene</w:t>
-      </w:r>
-      <w:r>
-        <w:rPr>
-          <w:color w:val="333333"/>
-        </w:rPr>
-        <w:t>n sus respectivos titulares de marca.</w:t>
+        <w:t>Otros modelos que puedan integrarse en el futuro mantienen sus respectivos titulares de marca.</w:t>
       </w:r>
     </w:p>
     <w:p>
@@ -2915,10 +2750,7 @@
         <w:jc w:val="both"/>
       </w:pPr>
       <w:r>
-        <w:t>4</w:t>
-      </w:r>
-      <w:r>
-        <w:t xml:space="preserve">. </w:t>
+        <w:t xml:space="preserve">4. </w:t>
       </w:r>
       <w:r>
         <w:t xml:space="preserve">Modificaciones a Integraciones </w:t>
@@ -2930,10 +2762,7 @@
         <w:t>y Modelos</w:t>
       </w:r>
       <w:r>
-        <w:t xml:space="preserve"> </w:t>
-      </w:r>
-      <w:r>
-        <w:t>de Inteligencia Artificial</w:t>
+        <w:t xml:space="preserve"> de Inteligencia Artificial</w:t>
       </w:r>
     </w:p>
     <w:p>
@@ -2953,33 +2782,13 @@
         <w:rPr>
           <w:color w:val="333333"/>
         </w:rPr>
-        <w:t xml:space="preserve"> Off App</w:t>
-      </w:r>
-      <w:r>
-        <w:rPr>
-          <w:color w:val="333333"/>
-        </w:rPr>
-        <w:t xml:space="preserve"> se reserva el de</w:t>
-      </w:r>
-      <w:r>
-        <w:rPr>
-          <w:color w:val="333333"/>
-        </w:rPr>
-        <w:t xml:space="preserve">recho de agregar y/o eliminar modelos de inteligencia artificial en cualquier momento y sin previo aviso para </w:t>
-      </w:r>
-      <w:proofErr w:type="spellStart"/>
-      <w:r>
-        <w:rPr>
-          <w:color w:val="333333"/>
-        </w:rPr>
-        <w:t>el</w:t>
-      </w:r>
-      <w:proofErr w:type="spellEnd"/>
-      <w:r>
-        <w:rPr>
-          <w:color w:val="333333"/>
-        </w:rPr>
-        <w:t xml:space="preserve"> usuario, así como </w:t>
+        <w:t xml:space="preserve"> Off App se reserva el de</w:t>
+      </w:r>
+      <w:r>
+        <w:rPr>
+          <w:color w:val="333333"/>
+        </w:rPr>
+        <w:t xml:space="preserve">recho de agregar y/o eliminar modelos de inteligencia artificial en cualquier momento y sin previo aviso para el usuario, así como </w:t>
       </w:r>
       <w:r>
         <w:rPr>
@@ -3251,13 +3060,7 @@
         <w:rPr>
           <w:color w:val="333333"/>
         </w:rPr>
-        <w:t>El usuario es responsable de cumplir con los Términos de Servicio de cada plataforma de terceros a la que conecte su cuenta. El</w:t>
-      </w:r>
-      <w:r>
-        <w:rPr>
-          <w:color w:val="333333"/>
-        </w:rPr>
-        <w:t xml:space="preserve"> incumplimiento de dichos términos puede resultar en la suspensión de la cuenta del usuario en la plataforma correspondiente, lo cual no genera responsabilidad para </w:t>
+        <w:t xml:space="preserve">El usuario es responsable de cumplir con los Términos de Servicio de cada plataforma de terceros a la que conecte su cuenta. El incumplimiento de dichos términos puede resultar en la suspensión de la cuenta del usuario en la plataforma correspondiente, lo cual no genera responsabilidad para </w:t>
       </w:r>
       <w:proofErr w:type="spellStart"/>
       <w:r>
@@ -3395,19 +3198,7 @@
         <w:rPr>
           <w:color w:val="333333"/>
         </w:rPr>
-        <w:t xml:space="preserve"> Off App ofre</w:t>
-      </w:r>
-      <w:r>
-        <w:rPr>
-          <w:color w:val="333333"/>
-        </w:rPr>
-        <w:t>ce una garantía de satisfacción de 7 días a partir de la fecha de la primera suscripción. Si dentro de ese período el usuario no está satisfecho con el servicio, podrá solicitar un reembolso completo sin necesidad de justificación. Una vez transcurrido ese</w:t>
-      </w:r>
-      <w:r>
-        <w:rPr>
-          <w:color w:val="333333"/>
-        </w:rPr>
-        <w:t xml:space="preserve"> período, aplican las condiciones del punto 3.</w:t>
+        <w:t xml:space="preserve"> Off App ofrece una garantía de satisfacción de 7 días a partir de la fecha de la primera suscripción. Si dentro de ese período el usuario no está satisfecho con el servicio, podrá solicitar un reembolso completo sin necesidad de justificación. Una vez transcurrido ese período, aplican las condiciones del punto 3.</w:t>
       </w:r>
     </w:p>
     <w:p>
@@ -3443,13 +3234,7 @@
         <w:rPr>
           <w:color w:val="333333"/>
         </w:rPr>
-        <w:t>El usuario puede cancelar su suscripción en cualquier momento desde la Aplicación o contactando al soporte. La cancelación tiene efecto al final del período de factur</w:t>
-      </w:r>
-      <w:r>
-        <w:rPr>
-          <w:color w:val="333333"/>
-        </w:rPr>
-        <w:t>ación en curso. El acceso</w:t>
+        <w:t>El usuario puede cancelar su suscripción en cualquier momento desde la Aplicación o contactando al soporte. La cancelación tiene efecto al final del período de facturación en curso. El acceso</w:t>
       </w:r>
       <w:r>
         <w:rPr>
@@ -3527,13 +3312,7 @@
         <w:rPr>
           <w:color w:val="333333"/>
         </w:rPr>
-        <w:t>Fallo técnico grave imputable a la</w:t>
-      </w:r>
-      <w:r>
-        <w:rPr>
-          <w:color w:val="333333"/>
-        </w:rPr>
-        <w:t xml:space="preserve"> plataforma que impida el uso del servicio por más de 72 horas continuas.</w:t>
+        <w:t>Fallo técnico grave imputable a la plataforma que impida el uso del servicio por más de 72 horas continuas.</w:t>
       </w:r>
     </w:p>
     <w:p>
@@ -3592,13 +3371,7 @@
         <w:rPr>
           <w:color w:val="333333"/>
         </w:rPr>
-        <w:t>Al cambiar a un plan de mayor valor,</w:t>
-      </w:r>
-      <w:r>
-        <w:rPr>
-          <w:color w:val="333333"/>
-        </w:rPr>
-        <w:t xml:space="preserve"> el diferencial se cobrará de forma proporcional. Al cambiar a un plan de menor valor, el cambio entrará en vigor en el siguiente período de facturación sin reembolso del diferencial.</w:t>
+        <w:t>Al cambiar a un plan de mayor valor, el diferencial se cobrará de forma proporcional. Al cambiar a un plan de menor valor, el cambio entrará en vigor en el siguiente período de facturación sin reembolso del diferencial.</w:t>
       </w:r>
     </w:p>
     <w:p>
@@ -3638,13 +3411,7 @@
         <w:rPr>
           <w:color w:val="333333"/>
         </w:rPr>
-        <w:t>adicionales n</w:t>
-      </w:r>
-      <w:r>
-        <w:rPr>
-          <w:color w:val="333333"/>
-        </w:rPr>
-        <w:t>o son reembolsables una vez activados en la cuenta del usuario.</w:t>
+        <w:t>adicionales no son reembolsables una vez activados en la cuenta del usuario.</w:t>
       </w:r>
     </w:p>
     <w:p>
@@ -3753,13 +3520,7 @@
         <w:rPr>
           <w:color w:val="333333"/>
         </w:rPr>
-        <w:t>Responderemos en un plazo máximo de 5 días hábiles. Los reembolsos aprobados se procesará</w:t>
-      </w:r>
-      <w:r>
-        <w:rPr>
-          <w:color w:val="333333"/>
-        </w:rPr>
-        <w:t xml:space="preserve">n </w:t>
+        <w:t xml:space="preserve">Responderemos en un plazo máximo de 5 días hábiles. Los reembolsos aprobados se procesarán </w:t>
       </w:r>
       <w:r>
         <w:rPr>
@@ -3873,13 +3634,7 @@
         <w:rPr>
           <w:color w:val="333333"/>
         </w:rPr>
-        <w:t xml:space="preserve"> Media, S.A.S. se reserva el derecho de negar reembolsos en casos de uso indebido de la plataforma, violación de los Términos y Condiciones, o solici</w:t>
-      </w:r>
-      <w:r>
-        <w:rPr>
-          <w:color w:val="333333"/>
-        </w:rPr>
-        <w:t>tudes fraudulentas.</w:t>
+        <w:t xml:space="preserve"> Media, S.A.S. se reserva el derecho de negar reembolsos en casos de uso indebido de la plataforma, violación de los Términos y Condiciones, o solicitudes fraudulentas.</w:t>
       </w:r>
     </w:p>
     <w:p>
@@ -3966,13 +3721,7 @@
         <w:rPr>
           <w:color w:val="333333"/>
         </w:rPr>
-        <w:t xml:space="preserve"> Media, S.A.S., se rigen exclusivamente por las leyes de los Estados Unidos Mex</w:t>
-      </w:r>
-      <w:r>
-        <w:rPr>
-          <w:color w:val="333333"/>
-        </w:rPr>
-        <w:t>icanos, sin dar efecto a sus disposiciones sobre conflicto de leyes.</w:t>
+        <w:t xml:space="preserve"> Media, S.A.S., se rigen exclusivamente por las leyes de los Estados Unidos Mexicanos, sin dar efecto a sus disposiciones sobre conflicto de leyes.</w:t>
       </w:r>
     </w:p>
     <w:p>
@@ -4015,13 +3764,7 @@
         <w:rPr>
           <w:color w:val="333333"/>
         </w:rPr>
-        <w:t xml:space="preserve"> Off App o de la interpretación de sus documentos legales, las partes se someten expresamente a la jurisdicción de los tribunales federales y locales competentes de </w:t>
-      </w:r>
-      <w:r>
-        <w:rPr>
-          <w:color w:val="333333"/>
-        </w:rPr>
-        <w:t>Tuxtla Gutiérrez, Chiapas, México.</w:t>
+        <w:t xml:space="preserve"> Off App o de la interpretación de sus documentos legales, las partes se someten expresamente a la jurisdicción de los tribunales federales y locales competentes de Tuxtla Gutiérrez, Chiapas, México.</w:t>
       </w:r>
     </w:p>
     <w:p>
@@ -4061,13 +3804,7 @@
         <w:rPr>
           <w:color w:val="333333"/>
         </w:rPr>
-        <w:t>Antes de iniciar cualqu</w:t>
-      </w:r>
-      <w:r>
-        <w:rPr>
-          <w:color w:val="333333"/>
-        </w:rPr>
-        <w:t>ier procedimiento legal, las partes se comprometen a intentar resolver la disputa de forma amigable. El usuario deberá notificar su queja o disputa por escrito a través de:</w:t>
+        <w:t>Antes de iniciar cualquier procedimiento legal, las partes se comprometen a intentar resolver la disputa de forma amigable. El usuario deberá notificar su queja o disputa por escrito a través de:</w:t>
       </w:r>
     </w:p>
     <w:p>
@@ -4161,13 +3898,7 @@
         <w:rPr>
           <w:color w:val="333333"/>
         </w:rPr>
-        <w:t>Los documentos legales de la</w:t>
-      </w:r>
-      <w:r>
-        <w:rPr>
-          <w:color w:val="333333"/>
-        </w:rPr>
-        <w:t xml:space="preserve"> plataforma consideran y buscan cumplimiento con:</w:t>
+        <w:t>Los documentos legales de la plataforma consideran y buscan cumplimiento con:</w:t>
       </w:r>
     </w:p>
     <w:p>
@@ -4252,13 +3983,7 @@
         <w:rPr>
           <w:color w:val="333333"/>
         </w:rPr>
-        <w:t>Ley de la P</w:t>
-      </w:r>
-      <w:r>
-        <w:rPr>
-          <w:color w:val="333333"/>
-        </w:rPr>
-        <w:t>ropiedad Industrial — México.</w:t>
+        <w:t>Ley de la Propiedad Industrial — México.</w:t>
       </w:r>
     </w:p>
     <w:p>
@@ -4351,13 +4076,7 @@
         <w:rPr>
           <w:color w:val="333333"/>
         </w:rPr>
-        <w:t xml:space="preserve"> (CCPA) — Estados Unidos (aplicable a usuarios de Cali</w:t>
-      </w:r>
-      <w:r>
-        <w:rPr>
-          <w:color w:val="333333"/>
-        </w:rPr>
-        <w:t>fornia).</w:t>
+        <w:t xml:space="preserve"> (CCPA) — Estados Unidos (aplicable a usuarios de California).</w:t>
       </w:r>
     </w:p>
     <w:p>
@@ -4444,13 +4163,7 @@
         <w:rPr>
           <w:color w:val="333333"/>
         </w:rPr>
-        <w:t>Correo electrónico: neveroffapp@gm</w:t>
-      </w:r>
-      <w:r>
-        <w:rPr>
-          <w:color w:val="333333"/>
-        </w:rPr>
-        <w:t>ail.com.</w:t>
+        <w:t>Correo electrónico: neveroffapp@gmail.com.</w:t>
       </w:r>
     </w:p>
     <w:p>
@@ -5144,6 +4857,7 @@
   <w:style w:type="character" w:default="1" w:styleId="Fuentedeprrafopredeter">
     <w:name w:val="Default Paragraph Font"/>
     <w:uiPriority w:val="1"/>
+    <w:semiHidden/>
     <w:unhideWhenUsed/>
   </w:style>
   <w:style w:type="table" w:default="1" w:styleId="Tablanormal">
